--- a/chapitre1.docx
+++ b/chapitre1.docx
@@ -21,6 +21,26 @@
           <w:lang w:val="en-US"/>
         </w:rPr>
         <w:t>Introduction</w:t>
+      </w:r>
+    </w:p>
+    <w:p>
+      <w:pPr>
+        <w:numPr>
+          <w:ilvl w:val="0"/>
+          <w:numId w:val="2"/>
+        </w:numPr>
+        <w:ind w:left="840" w:leftChars="0" w:hanging="420" w:firstLineChars="0"/>
+        <w:rPr>
+          <w:rFonts w:hint="default"/>
+          <w:lang w:val="en-US"/>
+        </w:rPr>
+      </w:pPr>
+      <w:r>
+        <w:rPr>
+          <w:rFonts w:hint="default"/>
+          <w:lang w:val="en-US"/>
+        </w:rPr>
+        <w:t>Je vais detailler mon mon plan de recherche par la suite</w:t>
       </w:r>
       <w:bookmarkStart w:id="0" w:name="_GoBack"/>
       <w:bookmarkEnd w:id="0"/>
@@ -49,8 +69,31 @@
       <w:lvlJc w:val="left"/>
     </w:lvl>
   </w:abstractNum>
+  <w:abstractNum w:abstractNumId="1">
+    <w:nsid w:val="1421D1B8"/>
+    <w:multiLevelType w:val="singleLevel"/>
+    <w:tmpl w:val="1421D1B8"/>
+    <w:lvl w:ilvl="0" w:tentative="0">
+      <w:start w:val="1"/>
+      <w:numFmt w:val="bullet"/>
+      <w:lvlText w:val=""/>
+      <w:lvlJc w:val="left"/>
+      <w:pPr>
+        <w:tabs>
+          <w:tab w:val="left" w:pos="840"/>
+        </w:tabs>
+        <w:ind w:left="840" w:leftChars="0" w:hanging="420" w:firstLineChars="0"/>
+      </w:pPr>
+      <w:rPr>
+        <w:rFonts w:hint="default" w:ascii="Wingdings" w:hAnsi="Wingdings"/>
+      </w:rPr>
+    </w:lvl>
+  </w:abstractNum>
   <w:num w:numId="1">
     <w:abstractNumId w:val="0"/>
+  </w:num>
+  <w:num w:numId="2">
+    <w:abstractNumId w:val="1"/>
   </w:num>
 </w:numbering>
 </file>

--- a/chapitre1.docx
+++ b/chapitre1.docx
@@ -40,7 +40,7 @@
           <w:rFonts w:hint="default"/>
           <w:lang w:val="en-US"/>
         </w:rPr>
-        <w:t>Je vais detailler mon mon plan de recherche par la suite</w:t>
+        <w:t>Je vais detailler mon mon plan de recherche par la prochaine étape.</w:t>
       </w:r>
       <w:bookmarkStart w:id="0" w:name="_GoBack"/>
       <w:bookmarkEnd w:id="0"/>
